--- a/Minimundo e MER.docx
+++ b/Minimundo e MER.docx
@@ -1592,12 +1592,12 @@
           <wp:anchor behindDoc="0" distT="0" distB="0" distL="0" distR="0" simplePos="0" locked="0" layoutInCell="0" allowOverlap="1" relativeHeight="2">
             <wp:simplePos x="0" y="0"/>
             <wp:positionH relativeFrom="page">
-              <wp:posOffset>781685</wp:posOffset>
+              <wp:posOffset>762635</wp:posOffset>
             </wp:positionH>
             <wp:positionV relativeFrom="page">
-              <wp:posOffset>2950845</wp:posOffset>
+              <wp:posOffset>2794000</wp:posOffset>
             </wp:positionV>
-            <wp:extent cx="6120130" cy="4324985"/>
+            <wp:extent cx="6120130" cy="4232910"/>
             <wp:effectExtent l="0" t="0" r="0" b="0"/>
             <wp:wrapSquare wrapText="bothSides"/>
             <wp:docPr id="1" name="Figura1" descr=""/>
@@ -1622,7 +1622,7 @@
                   <pic:spPr bwMode="auto">
                     <a:xfrm>
                       <a:off x="0" y="0"/>
-                      <a:ext cx="6120130" cy="4324985"/>
+                      <a:ext cx="6120130" cy="4232910"/>
                     </a:xfrm>
                     <a:prstGeom prst="rect">
                       <a:avLst/>
@@ -1664,6 +1664,24 @@
       </w:pPr>
       <w:r>
         <w:rPr/>
+      </w:r>
+    </w:p>
+    <w:p>
+      <w:pPr>
+        <w:pStyle w:val="Ttulo3"/>
+        <w:tabs>
+          <w:tab w:val="clear" w:pos="709"/>
+          <w:tab w:val="left" w:pos="0" w:leader="none"/>
+        </w:tabs>
+        <w:ind w:left="0" w:hanging="0"/>
+        <w:rPr>
+          <w:color w:val="000000"/>
+        </w:rPr>
+      </w:pPr>
+      <w:r>
+        <w:rPr>
+          <w:color w:val="000000"/>
+        </w:rPr>
       </w:r>
     </w:p>
     <w:p>
